--- a/offline-pack/HMF-Activity-Guide.docx
+++ b/offline-pack/HMF-Activity-Guide.docx
@@ -2,7 +2,99 @@
 <file path=word/document.xml><?xml version="1.0" encoding="utf-8"?>
 <w:document xmlns:wpc="http://schemas.microsoft.com/office/word/2010/wordprocessingCanvas" xmlns:mc="http://schemas.openxmlformats.org/markup-compatibility/2006" xmlns:o="urn:schemas-microsoft-com:office:office" xmlns:r="http://schemas.openxmlformats.org/officeDocument/2006/relationships" xmlns:m="http://schemas.openxmlformats.org/officeDocument/2006/math" xmlns:v="urn:schemas-microsoft-com:vml" xmlns:wp14="http://schemas.microsoft.com/office/word/2010/wordprocessingDrawing" xmlns:wp="http://schemas.openxmlformats.org/drawingml/2006/wordprocessingDrawing" xmlns:w10="urn:schemas-microsoft-com:office:word" xmlns:w="http://schemas.openxmlformats.org/wordprocessingml/2006/main" xmlns:w14="http://schemas.microsoft.com/office/word/2010/wordml" xmlns:w15="http://schemas.microsoft.com/office/word/2012/wordml" xmlns:wpg="http://schemas.microsoft.com/office/word/2010/wordprocessingGroup" xmlns:wpi="http://schemas.microsoft.com/office/word/2010/wordprocessingInk" xmlns:wne="http://schemas.microsoft.com/office/word/2006/wordml" xmlns:wps="http://schemas.microsoft.com/office/word/2010/wordprocessingShape" xmlns:cx="http://schemas.microsoft.com/office/drawing/2014/chartex" xmlns:cx1="http://schemas.microsoft.com/office/drawing/2015/9/8/chartex" xmlns:cx2="http://schemas.microsoft.com/office/drawing/2015/10/21/chartex" xmlns:cx3="http://schemas.microsoft.com/office/drawing/2016/5/9/chartex" xmlns:cx4="http://schemas.microsoft.com/office/drawing/2016/5/10/chartex" xmlns:cx5="http://schemas.microsoft.com/office/drawing/2016/5/11/chartex" xmlns:cx6="http://schemas.microsoft.com/office/drawing/2016/5/12/chartex" xmlns:cx7="http://schemas.microsoft.com/office/drawing/2016/5/13/chartex" xmlns:cx8="http://schemas.microsoft.com/office/drawing/2016/5/14/chartex" xmlns:aink="http://schemas.microsoft.com/office/drawing/2016/ink" xmlns:am3d="http://schemas.microsoft.com/office/drawing/2017/model3d" xmlns:w16cex="http://schemas.microsoft.com/office/word/2018/wordml/cex" xmlns:w16cid="http://schemas.microsoft.com/office/word/2016/wordml/cid" xmlns:w16="http://schemas.microsoft.com/office/word/2018/wordml" xmlns:w16sdtdh="http://schemas.microsoft.com/office/word/2020/wordml/sdtdatahash" xmlns:w16se="http://schemas.microsoft.com/office/word/2015/wordml/symex" mc:Ignorable="w14 w15 wp14">
   <w:body>
-    <w:p>
+    <w:tbl>
+      <w:tblPr>
+        <w:tblW w:type="dxa" w:w="10080"/>
+        <w:tblBorders>
+          <w:top w:val="none"/>
+          <w:left w:val="none"/>
+          <w:bottom w:val="none"/>
+          <w:right w:val="none"/>
+          <w:insideH w:val="none"/>
+          <w:insideV w:val="none"/>
+        </w:tblBorders>
+      </w:tblPr>
+      <w:tblGrid>
+        <w:gridCol w:w="10080"/>
+      </w:tblGrid>
+      <w:tr>
+        <w:tc>
+          <w:tcPr>
+            <w:tcW w:type="dxa" w:w="10080"/>
+            <w:shd w:fill="0D274D" w:val="clear"/>
+            <w:tcMar>
+              <w:top w:type="dxa" w:w="220"/>
+              <w:left w:type="dxa" w:w="250"/>
+              <w:bottom w:type="dxa" w:w="220"/>
+              <w:right w:type="dxa" w:w="250"/>
+            </w:tcMar>
+          </w:tcPr>
+          <w:p>
+            <w:r>
+              <w:rPr>
+                <w:rFonts w:ascii="Calibri" w:cs="Calibri" w:eastAsia="Calibri" w:hAnsi="Calibri"/>
+                <w:b/>
+                <w:bCs/>
+                <w:color w:val="7FE2EF"/>
+                <w:sz w:val="16"/>
+                <w:szCs w:val="16"/>
+              </w:rPr>
+              <w:t xml:space="preserve">CISCO SECURE · DESIGN CLINIC</w:t>
+            </w:r>
+          </w:p>
+          <w:p>
+            <w:pPr>
+              <w:spacing w:before="40"/>
+            </w:pPr>
+            <w:r>
+              <w:rPr>
+                <w:rFonts w:ascii="Calibri" w:cs="Calibri" w:eastAsia="Calibri" w:hAnsi="Calibri"/>
+                <w:b/>
+                <w:bCs/>
+                <w:color w:val="FFFFFF"/>
+                <w:sz w:val="32"/>
+                <w:szCs w:val="32"/>
+              </w:rPr>
+              <w:t xml:space="preserve">Activity Guide</w:t>
+            </w:r>
+          </w:p>
+          <w:p>
+            <w:pPr>
+              <w:spacing w:before="20"/>
+            </w:pPr>
+            <w:r>
+              <w:rPr>
+                <w:rFonts w:ascii="Calibri" w:cs="Calibri" w:eastAsia="Calibri" w:hAnsi="Calibri"/>
+                <w:b/>
+                <w:bCs/>
+                <w:color w:val="8FD8EA"/>
+                <w:sz w:val="19"/>
+                <w:szCs w:val="19"/>
+              </w:rPr>
+              <w:t xml:space="preserve">How the HMF Design Clinic works</w:t>
+            </w:r>
+          </w:p>
+        </w:tc>
+      </w:tr>
+    </w:tbl>
+    <w:p>
+      <w:pPr>
+        <w:spacing w:before="120"/>
+      </w:pPr>
+      <w:r>
+        <w:rPr>
+          <w:rFonts w:ascii="Calibri" w:cs="Calibri" w:eastAsia="Calibri" w:hAnsi="Calibri"/>
+          <w:color w:val="0E1A2B"/>
+          <w:sz w:val="22"/>
+          <w:szCs w:val="22"/>
+        </w:rPr>
+        <w:t xml:space="preserve">A hands-on team exercise. Your team acts as Cisco Solution Engineers for Cedarline Health Group. You read their situation, then work four use cases — for each customer pain point you take on, you answer with the right Cisco product and a short Solution-Engineer explanation of how it helps.</w:t>
+      </w:r>
+    </w:p>
+    <w:p>
+      <w:pPr>
+        <w:spacing w:after="40" w:before="130"/>
+      </w:pPr>
       <w:r>
         <w:rPr>
           <w:rFonts w:ascii="Calibri" w:cs="Calibri" w:eastAsia="Calibri" w:hAnsi="Calibri"/>
@@ -10,56 +102,8 @@
           <w:bCs/>
           <w:caps/>
           <w:color w:val="036C8F"/>
-          <w:sz w:val="20"/>
-          <w:szCs w:val="20"/>
-        </w:rPr>
-        <w:t xml:space="preserve">HMF DESIGN CLINIC</w:t>
-      </w:r>
-    </w:p>
-    <w:p>
-      <w:pPr>
-        <w:pStyle w:val="Heading1"/>
-        <w:spacing w:after="120" w:before="200"/>
-      </w:pPr>
-      <w:r>
-        <w:rPr>
-          <w:rFonts w:ascii="Calibri" w:cs="Calibri" w:eastAsia="Calibri" w:hAnsi="Calibri"/>
-          <w:b/>
-          <w:bCs/>
-          <w:color w:val="0D274D"/>
-          <w:sz w:val="32"/>
-          <w:szCs w:val="32"/>
-        </w:rPr>
-        <w:t xml:space="preserve">Activity Guide — how the clinic works</w:t>
-      </w:r>
-    </w:p>
-    <w:p>
-      <w:pPr>
-        <w:spacing w:after="120"/>
-      </w:pPr>
-      <w:r>
-        <w:rPr>
-          <w:rFonts w:ascii="Calibri" w:cs="Calibri" w:eastAsia="Calibri" w:hAnsi="Calibri"/>
-          <w:color w:val="0E1A2B"/>
-          <w:sz w:val="22"/>
-          <w:szCs w:val="22"/>
-        </w:rPr>
-        <w:t xml:space="preserve">A hands-on team exercise. Your team acts as Cisco Solution Engineers for a real-feeling customer, Cedarline Health Group. You read their situation, then work four use cases — for each one you answer the customer's concerns with the right Cisco product and a short Solution-Engineer explanation of how it helps.</w:t>
-      </w:r>
-    </w:p>
-    <w:p>
-      <w:pPr>
-        <w:pStyle w:val="Heading2"/>
-        <w:spacing w:after="90" w:before="220"/>
-      </w:pPr>
-      <w:r>
-        <w:rPr>
-          <w:rFonts w:ascii="Calibri" w:cs="Calibri" w:eastAsia="Calibri" w:hAnsi="Calibri"/>
-          <w:b/>
-          <w:bCs/>
-          <w:color w:val="036C8F"/>
-          <w:sz w:val="26"/>
-          <w:szCs w:val="26"/>
+          <w:sz w:val="18"/>
+          <w:szCs w:val="18"/>
         </w:rPr>
         <w:t xml:space="preserve">What you do, start to finish</w:t>
       </w:r>
@@ -77,122 +121,91 @@
         <w:rPr>
           <w:rFonts w:ascii="Calibri" w:cs="Calibri" w:eastAsia="Calibri" w:hAnsi="Calibri"/>
           <w:color w:val="0E1A2B"/>
-          <w:sz w:val="22"/>
-          <w:szCs w:val="22"/>
-        </w:rPr>
-        <w:t xml:space="preserve">Form a team. Pick a team name and list your members.</w:t>
-      </w:r>
-    </w:p>
-    <w:p>
-      <w:pPr>
-        <w:pStyle w:val="ListParagraph"/>
-        <w:numPr>
-          <w:ilvl w:val="0"/>
-          <w:numId w:val="1"/>
-        </w:numPr>
-        <w:spacing w:after="60"/>
-      </w:pPr>
-      <w:r>
-        <w:rPr>
-          <w:rFonts w:ascii="Calibri" w:cs="Calibri" w:eastAsia="Calibri" w:hAnsi="Calibri"/>
-          <w:color w:val="0E1A2B"/>
-          <w:sz w:val="22"/>
-          <w:szCs w:val="22"/>
-        </w:rPr>
-        <w:t xml:space="preserve">Read the customer scenario (below) with your team.</w:t>
-      </w:r>
-    </w:p>
-    <w:p>
-      <w:pPr>
-        <w:pStyle w:val="ListParagraph"/>
-        <w:numPr>
-          <w:ilvl w:val="0"/>
-          <w:numId w:val="1"/>
-        </w:numPr>
-        <w:spacing w:after="60"/>
-      </w:pPr>
-      <w:r>
-        <w:rPr>
-          <w:rFonts w:ascii="Calibri" w:cs="Calibri" w:eastAsia="Calibri" w:hAnsi="Calibri"/>
-          <w:color w:val="0E1A2B"/>
-          <w:sz w:val="22"/>
-          <w:szCs w:val="22"/>
-        </w:rPr>
-        <w:t xml:space="preserve">Work the four use cases IN ORDER: 1) AI Security, 2) Cloud Edge, 3) DC Edge · Perimeter Firewall, 4) Macro &amp; Micro Segmentation.</w:t>
-      </w:r>
-    </w:p>
-    <w:p>
-      <w:pPr>
-        <w:pStyle w:val="ListParagraph"/>
-        <w:numPr>
-          <w:ilvl w:val="0"/>
-          <w:numId w:val="1"/>
-        </w:numPr>
-        <w:spacing w:after="60"/>
-      </w:pPr>
-      <w:r>
-        <w:rPr>
-          <w:rFonts w:ascii="Calibri" w:cs="Calibri" w:eastAsia="Calibri" w:hAnsi="Calibri"/>
-          <w:color w:val="0E1A2B"/>
-          <w:sz w:val="22"/>
-          <w:szCs w:val="22"/>
-        </w:rPr>
-        <w:t xml:space="preserve">For each customer concern, write two things: the Product / platform that solves it, and a Solution-Engineer response — how that product addresses the concern and how it helps Cedarline.</w:t>
-      </w:r>
-    </w:p>
-    <w:p>
-      <w:pPr>
-        <w:pStyle w:val="ListParagraph"/>
-        <w:numPr>
-          <w:ilvl w:val="0"/>
-          <w:numId w:val="1"/>
-        </w:numPr>
-        <w:spacing w:after="60"/>
-      </w:pPr>
-      <w:r>
-        <w:rPr>
-          <w:rFonts w:ascii="Calibri" w:cs="Calibri" w:eastAsia="Calibri" w:hAnsi="Calibri"/>
-          <w:color w:val="0E1A2B"/>
-          <w:sz w:val="22"/>
-          <w:szCs w:val="22"/>
-        </w:rPr>
-        <w:t xml:space="preserve">Hand your answer sheet to the proctor. They score each use case out of 100. Four use cases = 400 points total.</w:t>
-      </w:r>
-    </w:p>
-    <w:p>
-      <w:pPr>
-        <w:pStyle w:val="Heading2"/>
-        <w:spacing w:after="90" w:before="220"/>
-      </w:pPr>
-      <w:r>
-        <w:rPr>
-          <w:rFonts w:ascii="Calibri" w:cs="Calibri" w:eastAsia="Calibri" w:hAnsi="Calibri"/>
-          <w:b/>
-          <w:bCs/>
-          <w:color w:val="036C8F"/>
-          <w:sz w:val="26"/>
-          <w:szCs w:val="26"/>
-        </w:rPr>
-        <w:t xml:space="preserve">The customer — Cedarline Health Group</w:t>
-      </w:r>
-    </w:p>
-    <w:p>
-      <w:pPr>
-        <w:spacing w:after="120"/>
-      </w:pPr>
-      <w:r>
-        <w:rPr>
-          <w:rFonts w:ascii="Calibri" w:cs="Calibri" w:eastAsia="Calibri" w:hAnsi="Calibri"/>
-          <w:color w:val="0E1A2B"/>
-          <w:sz w:val="22"/>
-          <w:szCs w:val="22"/>
-        </w:rPr>
-        <w:t xml:space="preserve">A regional healthcare payer-provider: ~8,000 staff across four hospitals and thirty-one clinics, plus a claims-processing business. It has grown by acquisition — a second data centre was absorbed as-is two years ago — and is mid-flight into public cloud. After a March security incident the board asked what would have stopped it, and leadership still can't answer. Budget and executive attention are approved, but temporary.</w:t>
-      </w:r>
-    </w:p>
-    <w:p>
-      <w:pPr>
-        <w:spacing w:after="40" w:before="120"/>
+          <w:sz w:val="21"/>
+          <w:szCs w:val="21"/>
+        </w:rPr>
+        <w:t xml:space="preserve">Form a team — name and members.</w:t>
+      </w:r>
+    </w:p>
+    <w:p>
+      <w:pPr>
+        <w:pStyle w:val="ListParagraph"/>
+        <w:numPr>
+          <w:ilvl w:val="0"/>
+          <w:numId w:val="1"/>
+        </w:numPr>
+        <w:spacing w:after="60"/>
+      </w:pPr>
+      <w:r>
+        <w:rPr>
+          <w:rFonts w:ascii="Calibri" w:cs="Calibri" w:eastAsia="Calibri" w:hAnsi="Calibri"/>
+          <w:color w:val="0E1A2B"/>
+          <w:sz w:val="21"/>
+          <w:szCs w:val="21"/>
+        </w:rPr>
+        <w:t xml:space="preserve">Read the customer scenario with your team.</w:t>
+      </w:r>
+    </w:p>
+    <w:p>
+      <w:pPr>
+        <w:pStyle w:val="ListParagraph"/>
+        <w:numPr>
+          <w:ilvl w:val="0"/>
+          <w:numId w:val="1"/>
+        </w:numPr>
+        <w:spacing w:after="60"/>
+      </w:pPr>
+      <w:r>
+        <w:rPr>
+          <w:rFonts w:ascii="Calibri" w:cs="Calibri" w:eastAsia="Calibri" w:hAnsi="Calibri"/>
+          <w:color w:val="0E1A2B"/>
+          <w:sz w:val="21"/>
+          <w:szCs w:val="21"/>
+        </w:rPr>
+        <w:t xml:space="preserve">Work the four use cases: 1) AI Security, 2) Cloud Edge, 3) DC Edge · Perimeter Firewall, 4) Macro &amp; Micro Segmentation.</w:t>
+      </w:r>
+    </w:p>
+    <w:p>
+      <w:pPr>
+        <w:pStyle w:val="ListParagraph"/>
+        <w:numPr>
+          <w:ilvl w:val="0"/>
+          <w:numId w:val="1"/>
+        </w:numPr>
+        <w:spacing w:after="60"/>
+      </w:pPr>
+      <w:r>
+        <w:rPr>
+          <w:rFonts w:ascii="Calibri" w:cs="Calibri" w:eastAsia="Calibri" w:hAnsi="Calibri"/>
+          <w:color w:val="0E1A2B"/>
+          <w:sz w:val="21"/>
+          <w:szCs w:val="21"/>
+        </w:rPr>
+        <w:t xml:space="preserve">Each use case lists the customer’s pain points (27 in total). For each one you take on, write the product / platform and a Solution-Engineer response — how it addresses the concern and how it helps.</w:t>
+      </w:r>
+    </w:p>
+    <w:p>
+      <w:pPr>
+        <w:pStyle w:val="ListParagraph"/>
+        <w:numPr>
+          <w:ilvl w:val="0"/>
+          <w:numId w:val="1"/>
+        </w:numPr>
+        <w:spacing w:after="60"/>
+      </w:pPr>
+      <w:r>
+        <w:rPr>
+          <w:rFonts w:ascii="Calibri" w:cs="Calibri" w:eastAsia="Calibri" w:hAnsi="Calibri"/>
+          <w:color w:val="0E1A2B"/>
+          <w:sz w:val="21"/>
+          <w:szCs w:val="21"/>
+        </w:rPr>
+        <w:t xml:space="preserve">Your proctor assigns which pain points to answer. Each use case is scored out of 100; four make 400.</w:t>
+      </w:r>
+    </w:p>
+    <w:p>
+      <w:pPr>
+        <w:spacing w:after="40" w:before="130"/>
       </w:pPr>
       <w:r>
         <w:rPr>
@@ -201,82 +214,8 @@
           <w:bCs/>
           <w:caps/>
           <w:color w:val="036C8F"/>
-          <w:sz w:val="20"/>
-          <w:szCs w:val="20"/>
-        </w:rPr>
-        <w:t xml:space="preserve">Their environment at a glance</w:t>
-      </w:r>
-    </w:p>
-    <w:p>
-      <w:pPr>
-        <w:pStyle w:val="ListParagraph"/>
-        <w:numPr>
-          <w:ilvl w:val="0"/>
-          <w:numId w:val="1"/>
-        </w:numPr>
-        <w:spacing w:after="60"/>
-      </w:pPr>
-      <w:r>
-        <w:rPr>
-          <w:rFonts w:ascii="Calibri" w:cs="Calibri" w:eastAsia="Calibri" w:hAnsi="Calibri"/>
-          <w:color w:val="0E1A2B"/>
-          <w:sz w:val="22"/>
-          <w:szCs w:val="22"/>
-        </w:rPr>
-        <w:t xml:space="preserve">Campus &amp; clinics — four hospitals, thirty-one clinics, billing workstations, remote staff on VPN. TLS is mandated everywhere, so most traffic is encrypted.</w:t>
-      </w:r>
-    </w:p>
-    <w:p>
-      <w:pPr>
-        <w:pStyle w:val="ListParagraph"/>
-        <w:numPr>
-          <w:ilvl w:val="0"/>
-          <w:numId w:val="1"/>
-        </w:numPr>
-        <w:spacing w:after="60"/>
-      </w:pPr>
-      <w:r>
-        <w:rPr>
-          <w:rFonts w:ascii="Calibri" w:cs="Calibri" w:eastAsia="Calibri" w:hAnsi="Calibri"/>
-          <w:color w:val="0E1A2B"/>
-          <w:sz w:val="22"/>
-          <w:szCs w:val="22"/>
-        </w:rPr>
-        <w:t xml:space="preserve">Two data centres — DC-1 (owned) is effectively flat: any workload can reach almost any other. DC-2 (acquired) came with an inherited rulebase nobody can prove. Three firewall consoles; two engineers hold all the knowledge.</w:t>
-      </w:r>
-    </w:p>
-    <w:p>
-      <w:pPr>
-        <w:pStyle w:val="ListParagraph"/>
-        <w:numPr>
-          <w:ilvl w:val="0"/>
-          <w:numId w:val="1"/>
-        </w:numPr>
-        <w:spacing w:after="60"/>
-      </w:pPr>
-      <w:r>
-        <w:rPr>
-          <w:rFonts w:ascii="Calibri" w:cs="Calibri" w:eastAsia="Calibri" w:hAnsi="Calibri"/>
-          <w:color w:val="0E1A2B"/>
-          <w:sz w:val="22"/>
-          <w:szCs w:val="22"/>
-        </w:rPr>
-        <w:t xml:space="preserve">Three public clouds — AWS (claims analytics), Azure (patient portal), GCP (data science): three teams, three policy models. Nobody can report posture across all three.</w:t>
-      </w:r>
-    </w:p>
-    <w:p>
-      <w:pPr>
-        <w:pStyle w:val="Heading2"/>
-        <w:spacing w:after="90" w:before="220"/>
-      </w:pPr>
-      <w:r>
-        <w:rPr>
-          <w:rFonts w:ascii="Calibri" w:cs="Calibri" w:eastAsia="Calibri" w:hAnsi="Calibri"/>
-          <w:b/>
-          <w:bCs/>
-          <w:color w:val="036C8F"/>
-          <w:sz w:val="26"/>
-          <w:szCs w:val="26"/>
+          <w:sz w:val="18"/>
+          <w:szCs w:val="18"/>
         </w:rPr>
         <w:t xml:space="preserve">How to write a good answer</w:t>
       </w:r>
@@ -294,121 +233,121 @@
         <w:rPr>
           <w:rFonts w:ascii="Calibri" w:cs="Calibri" w:eastAsia="Calibri" w:hAnsi="Calibri"/>
           <w:color w:val="0E1A2B"/>
-          <w:sz w:val="22"/>
-          <w:szCs w:val="22"/>
-        </w:rPr>
-        <w:t xml:space="preserve">Name a PRODUCT, not a category. “Cisco Secure Firewall with the Encrypted Visibility Engine,” not “a firewall.”</w:t>
-      </w:r>
-    </w:p>
-    <w:p>
-      <w:pPr>
-        <w:pStyle w:val="ListParagraph"/>
-        <w:numPr>
-          <w:ilvl w:val="0"/>
-          <w:numId w:val="1"/>
-        </w:numPr>
-        <w:spacing w:after="60"/>
-      </w:pPr>
-      <w:r>
-        <w:rPr>
-          <w:rFonts w:ascii="Calibri" w:cs="Calibri" w:eastAsia="Calibri" w:hAnsi="Calibri"/>
-          <w:color w:val="0E1A2B"/>
-          <w:sz w:val="22"/>
-          <w:szCs w:val="22"/>
-        </w:rPr>
-        <w:t xml:space="preserve">Make the reasoning specific to Cedarline. Refer to their real constraints — no decrypting clinical traffic, segmentation that died on ~10,000 hand-written rules, only two firewall engineers, three cloud policy models.</w:t>
-      </w:r>
-    </w:p>
-    <w:p>
-      <w:pPr>
-        <w:pStyle w:val="ListParagraph"/>
-        <w:numPr>
-          <w:ilvl w:val="0"/>
-          <w:numId w:val="1"/>
-        </w:numPr>
-        <w:spacing w:after="60"/>
-      </w:pPr>
-      <w:r>
-        <w:rPr>
-          <w:rFonts w:ascii="Calibri" w:cs="Calibri" w:eastAsia="Calibri" w:hAnsi="Calibri"/>
-          <w:color w:val="0E1A2B"/>
-          <w:sz w:val="22"/>
-          <w:szCs w:val="22"/>
-        </w:rPr>
-        <w:t xml:space="preserve">Say how it HELPS — the outcome for the customer, not just the feature.</w:t>
-      </w:r>
-    </w:p>
-    <w:p>
-      <w:pPr>
-        <w:pStyle w:val="ListParagraph"/>
-        <w:numPr>
-          <w:ilvl w:val="0"/>
-          <w:numId w:val="1"/>
-        </w:numPr>
-        <w:spacing w:after="60"/>
-      </w:pPr>
-      <w:r>
-        <w:rPr>
-          <w:rFonts w:ascii="Calibri" w:cs="Calibri" w:eastAsia="Calibri" w:hAnsi="Calibri"/>
-          <w:color w:val="0E1A2B"/>
-          <w:sz w:val="22"/>
-          <w:szCs w:val="22"/>
-        </w:rPr>
-        <w:t xml:space="preserve">A product name with no reasoning scores low. Reasoning that could be true for any customer scores in the middle. Reasoning that turns on something Cedarline said scores high.</w:t>
-      </w:r>
-    </w:p>
-    <w:p>
-      <w:pPr>
-        <w:pStyle w:val="Heading2"/>
-        <w:spacing w:after="90" w:before="220"/>
-      </w:pPr>
-      <w:r>
-        <w:rPr>
-          <w:rFonts w:ascii="Calibri" w:cs="Calibri" w:eastAsia="Calibri" w:hAnsi="Calibri"/>
-          <w:b/>
-          <w:bCs/>
-          <w:color w:val="036C8F"/>
-          <w:sz w:val="26"/>
-          <w:szCs w:val="26"/>
-        </w:rPr>
-        <w:t xml:space="preserve">How you're scored</w:t>
-      </w:r>
-    </w:p>
-    <w:p>
-      <w:pPr>
-        <w:spacing w:after="120"/>
-      </w:pPr>
-      <w:r>
-        <w:rPr>
-          <w:rFonts w:ascii="Calibri" w:cs="Calibri" w:eastAsia="Calibri" w:hAnsi="Calibri"/>
-          <w:color w:val="0E1A2B"/>
-          <w:sz w:val="22"/>
-          <w:szCs w:val="22"/>
-        </w:rPr>
-        <w:t xml:space="preserve">Each use case is scored out of 100 — roughly half for naming the right/appropriate products, half for Solution-Engineer reasoning that addresses the concern and is specific to Cedarline. Your total is out of 400. The proctor's guide has the reference answers.</w:t>
-      </w:r>
-    </w:p>
-    <w:p>
-      <w:pPr>
-        <w:pBdr>
-          <w:bottom w:val="single" w:color="CBD5E3" w:sz="6" w:space="1"/>
-        </w:pBdr>
-        <w:spacing w:after="120"/>
-      </w:pPr>
-    </w:p>
-    <w:p>
-      <w:r>
-        <w:rPr>
-          <w:rFonts w:ascii="Calibri" w:cs="Calibri" w:eastAsia="Calibri" w:hAnsi="Calibri"/>
-          <w:i/>
-          <w:iCs/>
-          <w:color w:val="46566E"/>
-          <w:sz w:val="16"/>
-          <w:szCs w:val="16"/>
-        </w:rPr>
-        <w:t xml:space="preserve">Cisco Secure · HMF Design Clinic · Cedarline Health Group is fictional</w:t>
-      </w:r>
-    </w:p>
+          <w:sz w:val="21"/>
+          <w:szCs w:val="21"/>
+        </w:rPr>
+        <w:t xml:space="preserve">Name a product, not a category.</w:t>
+      </w:r>
+    </w:p>
+    <w:p>
+      <w:pPr>
+        <w:pStyle w:val="ListParagraph"/>
+        <w:numPr>
+          <w:ilvl w:val="0"/>
+          <w:numId w:val="1"/>
+        </w:numPr>
+        <w:spacing w:after="60"/>
+      </w:pPr>
+      <w:r>
+        <w:rPr>
+          <w:rFonts w:ascii="Calibri" w:cs="Calibri" w:eastAsia="Calibri" w:hAnsi="Calibri"/>
+          <w:color w:val="0E1A2B"/>
+          <w:sz w:val="21"/>
+          <w:szCs w:val="21"/>
+        </w:rPr>
+        <w:t xml:space="preserve">Make the reasoning specific to Cedarline — their real constraints (no decrypting clinical traffic, ~10,000-rule segmentation failures, two firewall engineers, three cloud policy models, AI assets appearing faster than security can track).</w:t>
+      </w:r>
+    </w:p>
+    <w:p>
+      <w:pPr>
+        <w:pStyle w:val="ListParagraph"/>
+        <w:numPr>
+          <w:ilvl w:val="0"/>
+          <w:numId w:val="1"/>
+        </w:numPr>
+        <w:spacing w:after="60"/>
+      </w:pPr>
+      <w:r>
+        <w:rPr>
+          <w:rFonts w:ascii="Calibri" w:cs="Calibri" w:eastAsia="Calibri" w:hAnsi="Calibri"/>
+          <w:color w:val="0E1A2B"/>
+          <w:sz w:val="21"/>
+          <w:szCs w:val="21"/>
+        </w:rPr>
+        <w:t xml:space="preserve">Say how it helps — the outcome for the customer, not just the feature.</w:t>
+      </w:r>
+    </w:p>
+    <w:p>
+      <w:pPr>
+        <w:pStyle w:val="ListParagraph"/>
+        <w:numPr>
+          <w:ilvl w:val="0"/>
+          <w:numId w:val="1"/>
+        </w:numPr>
+        <w:spacing w:after="60"/>
+      </w:pPr>
+      <w:r>
+        <w:rPr>
+          <w:rFonts w:ascii="Calibri" w:cs="Calibri" w:eastAsia="Calibri" w:hAnsi="Calibri"/>
+          <w:color w:val="0E1A2B"/>
+          <w:sz w:val="21"/>
+          <w:szCs w:val="21"/>
+        </w:rPr>
+        <w:t xml:space="preserve">A product name with no reasoning scores low; reasoning true for any customer scores in the middle; reasoning that turns on something Cedarline said scores high.</w:t>
+      </w:r>
+    </w:p>
+    <w:tbl>
+      <w:tblPr>
+        <w:tblW w:type="dxa" w:w="10080"/>
+        <w:tblBorders>
+          <w:top w:val="none"/>
+          <w:left w:val="single" w:color="B4700F" w:sz="20"/>
+          <w:bottom w:val="none"/>
+          <w:right w:val="none"/>
+          <w:insideH w:val="none"/>
+          <w:insideV w:val="none"/>
+        </w:tblBorders>
+      </w:tblPr>
+      <w:tblGrid>
+        <w:gridCol w:w="10080"/>
+      </w:tblGrid>
+      <w:tr>
+        <w:tc>
+          <w:tcPr>
+            <w:tcW w:type="dxa" w:w="10080"/>
+            <w:shd w:fill="FBF3E3" w:val="clear"/>
+            <w:tcMar>
+              <w:top w:type="dxa" w:w="100"/>
+              <w:left w:type="dxa" w:w="170"/>
+              <w:bottom w:type="dxa" w:w="100"/>
+              <w:right w:type="dxa" w:w="150"/>
+            </w:tcMar>
+          </w:tcPr>
+          <w:p>
+            <w:r>
+              <w:rPr>
+                <w:rFonts w:ascii="Calibri" w:cs="Calibri" w:eastAsia="Calibri" w:hAnsi="Calibri"/>
+                <w:b/>
+                <w:bCs/>
+                <w:color w:val="8a560f"/>
+                <w:sz w:val="17"/>
+                <w:szCs w:val="17"/>
+              </w:rPr>
+              <w:t xml:space="preserve">TIP  </w:t>
+            </w:r>
+            <w:r>
+              <w:rPr>
+                <w:rFonts w:ascii="Calibri" w:cs="Calibri" w:eastAsia="Calibri" w:hAnsi="Calibri"/>
+                <w:color w:val="5f430c"/>
+                <w:sz w:val="20"/>
+                <w:szCs w:val="20"/>
+              </w:rPr>
+              <w:t xml:space="preserve">Half the marks are the reasoning. The best answers sound like they could only have been written for Cedarline.</w:t>
+            </w:r>
+          </w:p>
+        </w:tc>
+      </w:tr>
+    </w:tbl>
     <w:sectPr>
       <w:pgSz w:w="12240" w:h="15840" w:orient="portrait"/>
       <w:pgMar w:top="1080" w:right="1080" w:bottom="1080" w:left="1080" w:header="708" w:footer="708" w:gutter="0"/>
